--- a/tillsyn/A 689-2023 tillsynsbegäran.docx
+++ b/tillsyn/A 689-2023 tillsynsbegäran.docx
@@ -294,7 +294,7 @@
     <w:r>
       <w:tab/>
       <w:tab/>
-      <w:t>2026-06-18</w:t>
+      <w:t>2026-06-19</w:t>
       <w:br/>
       <w:br/>
     </w:r>

--- a/tillsyn/A 689-2023 tillsynsbegäran.docx
+++ b/tillsyn/A 689-2023 tillsynsbegäran.docx
@@ -294,7 +294,7 @@
     <w:r>
       <w:tab/>
       <w:tab/>
-      <w:t>2026-06-19</w:t>
+      <w:t>2026-06-20</w:t>
       <w:br/>
       <w:br/>
     </w:r>

--- a/tillsyn/A 689-2023 tillsynsbegäran.docx
+++ b/tillsyn/A 689-2023 tillsynsbegäran.docx
@@ -12,10 +12,7 @@
     </w:p>
     <w:p>
       <w:r>
-        <w:t>Detta dokument behandlar höga naturvärden i avverkningsanmälan A 689-2023 i Tidaholms kommun som inkom 2023-01-04 och omfattar 0,7 ha.</w:t>
-      </w:r>
-      <w:r>
-        <w:t xml:space="preserve"> I Figur 1 visas fyndplatser för naturvårdsarter i området, som finns registrerade på Artportalen.</w:t>
+        <w:t>Denna tillsynsbegäran behandlar höga naturvärden i avverkningsanmälan A 689-2023 i Tidaholms kommun som inkom 2023-01-04 och omfattar 0,7 ha.</w:t>
       </w:r>
     </w:p>
     <w:p>
@@ -63,7 +60,20 @@
         <w:spacing w:after="240"/>
       </w:pPr>
       <w:r>
-        <w:t>Figur 1. Fyndplatser för naturvårdsarter inom 25 meter från avverkningsanmälan (röd linje). Inom parentes anges rödlistekategorier, S för signalarter, Tför typiska arter och fridlysningsparagrafer i artskyddsförordningen.Markörer utan svart kant är placerade på fyndplatsen. Markörer med svart kant är placerade vid sidan av fyndplatsen och har ett svart streck som visar fyndplatsens exakta position. Kartans mittpunktskoordinat är N 6449960, E 429543 i SWEREF 99 TM.</w:t>
+        <w:t>Figur 1. Fyndplatser för naturvårdsarter inom 25 meter från avverkningsanmälan. Markörer utan svart kant är placerade på fyndplatsen. Markörer med svart kant är placerade vid sidan av fyndplatsen har ett svart streck som visar fyndplatsens exakta position. Kartans mittpunktskoordinat är N 6449960, E 429543 i SWEREF 99 TM.</w:t>
+      </w:r>
+    </w:p>
+    <w:p>
+      <w:r>
+        <w:t>Inom 25 meter från avverkningsanmälan finns fynd av 2 naturvårdsarter, varav 1 är rödlistad, 2 är typiska (T) och 1 är signalart (S): grynig filtlav (NT, T) och fällmossa (S, T). Se Figur 1.</w:t>
+      </w:r>
+    </w:p>
+    <w:p>
+      <w:pPr>
+        <w:pStyle w:val="Heading1"/>
+      </w:pPr>
+      <w:r>
+        <w:t>Tillsynsbegäran</w:t>
       </w:r>
     </w:p>
     <w:p>
@@ -77,55 +87,16 @@
       </w:r>
     </w:p>
     <w:p>
-      <w:r>
-        <w:t>Nedan beskrivs fynd av naturvårdsarter som gjorts i det avverkningsanmälda området.</w:t>
-      </w:r>
-    </w:p>
-    <w:p>
       <w:pPr>
         <w:pStyle w:val="Heading1"/>
       </w:pPr>
       <w:r>
-        <w:t>Naturvårdsarter</w:t>
+        <w:t>Naturvårdsarter och fridlysta arter</w:t>
       </w:r>
     </w:p>
     <w:p>
       <w:r>
-        <w:t>Inom 25 meter från avverkningsanmälan har följande 2 naturvårdsarter hittats: grynig filtlav (NT, T) och fällmossa (S, T). Av dessa är 1 rödlistade. För rödlistade arter har rödlistekategorin angivits inom parentes. Arter som är signalarter enligt Skogsstyrelsen har markerats med (S). Typiska arter inom Natura 2000 som är kopplade till skogsekosystem har markerats med (T).</w:t>
-      </w:r>
-    </w:p>
-    <w:p>
-      <w:r>
-        <w:t>De påträffade naturvårdsarterna är ett tydligt kvitto på att det rör sig om en skog med höga naturvärden.</w:t>
-      </w:r>
-    </w:p>
-    <w:p>
-      <w:r>
-        <w:rPr>
-          <w:b/>
-        </w:rPr>
-        <w:t>Fällmossa</w:t>
-      </w:r>
-      <w:r>
-        <w:t xml:space="preserve"> indikerar i stort sett alltid områden med höga naturvärden, skog med lång kontinuitet, gamla träd, hög luftfuktighet och stabila förhållanden. Sporkapslar finnar man enbart på extra skyddsvärda lokaler. Fällmossa är typisk art för </w:t>
-      </w:r>
-      <w:r>
-        <w:rPr>
-          <w:i/>
-        </w:rPr>
-        <w:t xml:space="preserve">9020 Nordlig ädellövskog, 9110 Näringsfattig bokskog, 9130 Näringsrik bokskog, 9160 Näringsrik ekskog, 9180 Ädellövskog i branter </w:t>
-      </w:r>
-      <w:r>
-        <w:t>och</w:t>
-      </w:r>
-      <w:r>
-        <w:rPr>
-          <w:i/>
-        </w:rPr>
-        <w:t xml:space="preserve"> 9190 Näringsfattig ekskog</w:t>
-      </w:r>
-      <w:r>
-        <w:t xml:space="preserve"> (SLU Artdatabanken, 2024; Nitare &amp; Skogsstyrelsen, 2019).</w:t>
+        <w:t>Nedan följer beskrivningar av de naturvårdsarter och fridlysta arter som har sina livsmiljöer och växtplatser i den avverkningsanmälda skogen. De påträffade naturvårdsarterna är ett tydligt kvitto på att det rör sig om en skog med höga naturvärden.</w:t>
       </w:r>
     </w:p>
     <w:p>
@@ -161,6 +132,35 @@
           <w:i/>
         </w:rPr>
         <w:t>9070 Trädklädd betesmark</w:t>
+      </w:r>
+      <w:r>
+        <w:t xml:space="preserve"> (SLU Artdatabanken, 2024; Nitare &amp; Skogsstyrelsen, 2019).</w:t>
+      </w:r>
+    </w:p>
+    <w:p>
+      <w:r>
+        <w:rPr>
+          <w:b/>
+        </w:rPr>
+        <w:t>Fällmossa</w:t>
+      </w:r>
+      <w:r>
+        <w:t xml:space="preserve"> indikerar i stort sett alltid områden med höga naturvärden, skog med lång kontinuitet, gamla träd, hög luftfuktighet och stabila förhållanden. Sporkapslar finnar man enbart på extra skyddsvärda lokaler. Fällmossa är typisk art för </w:t>
+      </w:r>
+      <w:r>
+        <w:rPr>
+          <w:i/>
+        </w:rPr>
+        <w:t xml:space="preserve">9020 Nordlig ädellövskog, 9110 Näringsfattig bokskog, 9130 Näringsrik bokskog, 9160 Näringsrik ekskog, 9180 Ädellövskog i branter </w:t>
+      </w:r>
+      <w:r>
+        <w:t>och</w:t>
+      </w:r>
+      <w:r>
+        <w:rPr>
+          <w:i/>
+        </w:rPr>
+        <w:t xml:space="preserve"> 9190 Näringsfattig ekskog</w:t>
       </w:r>
       <w:r>
         <w:t xml:space="preserve"> (SLU Artdatabanken, 2024; Nitare &amp; Skogsstyrelsen, 2019).</w:t>
@@ -294,7 +294,7 @@
     <w:r>
       <w:tab/>
       <w:tab/>
-      <w:t>2026-06-20</w:t>
+      <w:t>2026-06-21</w:t>
       <w:br/>
       <w:br/>
     </w:r>

--- a/tillsyn/A 689-2023 tillsynsbegäran.docx
+++ b/tillsyn/A 689-2023 tillsynsbegäran.docx
@@ -294,7 +294,7 @@
     <w:r>
       <w:tab/>
       <w:tab/>
-      <w:t>2026-06-21</w:t>
+      <w:t>2026-06-22</w:t>
       <w:br/>
       <w:br/>
     </w:r>

--- a/tillsyn/A 689-2023 tillsynsbegäran.docx
+++ b/tillsyn/A 689-2023 tillsynsbegäran.docx
@@ -294,7 +294,7 @@
     <w:r>
       <w:tab/>
       <w:tab/>
-      <w:t>2026-06-22</w:t>
+      <w:t>2026-06-23</w:t>
       <w:br/>
       <w:br/>
     </w:r>

--- a/tillsyn/A 689-2023 tillsynsbegäran.docx
+++ b/tillsyn/A 689-2023 tillsynsbegäran.docx
@@ -294,7 +294,7 @@
     <w:r>
       <w:tab/>
       <w:tab/>
-      <w:t>2026-06-23</w:t>
+      <w:t>2026-06-24</w:t>
       <w:br/>
       <w:br/>
     </w:r>

--- a/tillsyn/A 689-2023 tillsynsbegäran.docx
+++ b/tillsyn/A 689-2023 tillsynsbegäran.docx
@@ -294,7 +294,7 @@
     <w:r>
       <w:tab/>
       <w:tab/>
-      <w:t>2026-06-24</w:t>
+      <w:t>2026-06-25</w:t>
       <w:br/>
       <w:br/>
     </w:r>

--- a/tillsyn/A 689-2023 tillsynsbegäran.docx
+++ b/tillsyn/A 689-2023 tillsynsbegäran.docx
@@ -294,7 +294,7 @@
     <w:r>
       <w:tab/>
       <w:tab/>
-      <w:t>2026-06-25</w:t>
+      <w:t>2026-06-26</w:t>
       <w:br/>
       <w:br/>
     </w:r>

--- a/tillsyn/A 689-2023 tillsynsbegäran.docx
+++ b/tillsyn/A 689-2023 tillsynsbegäran.docx
@@ -294,7 +294,7 @@
     <w:r>
       <w:tab/>
       <w:tab/>
-      <w:t>2026-06-26</w:t>
+      <w:t>2026-06-27</w:t>
       <w:br/>
       <w:br/>
     </w:r>

--- a/tillsyn/A 689-2023 tillsynsbegäran.docx
+++ b/tillsyn/A 689-2023 tillsynsbegäran.docx
@@ -294,7 +294,7 @@
     <w:r>
       <w:tab/>
       <w:tab/>
-      <w:t>2026-06-27</w:t>
+      <w:t>2026-06-28</w:t>
       <w:br/>
       <w:br/>
     </w:r>

--- a/tillsyn/A 689-2023 tillsynsbegäran.docx
+++ b/tillsyn/A 689-2023 tillsynsbegäran.docx
@@ -294,7 +294,7 @@
     <w:r>
       <w:tab/>
       <w:tab/>
-      <w:t>2026-06-28</w:t>
+      <w:t>2026-06-29</w:t>
       <w:br/>
       <w:br/>
     </w:r>

--- a/tillsyn/A 689-2023 tillsynsbegäran.docx
+++ b/tillsyn/A 689-2023 tillsynsbegäran.docx
@@ -294,7 +294,7 @@
     <w:r>
       <w:tab/>
       <w:tab/>
-      <w:t>2026-06-29</w:t>
+      <w:t>2026-06-30</w:t>
       <w:br/>
       <w:br/>
     </w:r>

--- a/tillsyn/A 689-2023 tillsynsbegäran.docx
+++ b/tillsyn/A 689-2023 tillsynsbegäran.docx
@@ -294,7 +294,7 @@
     <w:r>
       <w:tab/>
       <w:tab/>
-      <w:t>2026-06-30</w:t>
+      <w:t>2026-07-01</w:t>
       <w:br/>
       <w:br/>
     </w:r>

--- a/tillsyn/A 689-2023 tillsynsbegäran.docx
+++ b/tillsyn/A 689-2023 tillsynsbegäran.docx
@@ -294,7 +294,7 @@
     <w:r>
       <w:tab/>
       <w:tab/>
-      <w:t>2026-07-01</w:t>
+      <w:t>2026-07-02</w:t>
       <w:br/>
       <w:br/>
     </w:r>

--- a/tillsyn/A 689-2023 tillsynsbegäran.docx
+++ b/tillsyn/A 689-2023 tillsynsbegäran.docx
@@ -294,7 +294,7 @@
     <w:r>
       <w:tab/>
       <w:tab/>
-      <w:t>2026-07-13</w:t>
+      <w:t>2026-07-14</w:t>
       <w:br/>
       <w:br/>
     </w:r>

--- a/tillsyn/A 689-2023 tillsynsbegäran.docx
+++ b/tillsyn/A 689-2023 tillsynsbegäran.docx
@@ -294,7 +294,7 @@
     <w:r>
       <w:tab/>
       <w:tab/>
-      <w:t>2026-07-14</w:t>
+      <w:t>2026-07-15</w:t>
       <w:br/>
       <w:br/>
     </w:r>

--- a/tillsyn/A 689-2023 tillsynsbegäran.docx
+++ b/tillsyn/A 689-2023 tillsynsbegäran.docx
@@ -294,7 +294,7 @@
     <w:r>
       <w:tab/>
       <w:tab/>
-      <w:t>2026-07-15</w:t>
+      <w:t>2026-07-16</w:t>
       <w:br/>
       <w:br/>
     </w:r>

--- a/tillsyn/A 689-2023 tillsynsbegäran.docx
+++ b/tillsyn/A 689-2023 tillsynsbegäran.docx
@@ -294,7 +294,7 @@
     <w:r>
       <w:tab/>
       <w:tab/>
-      <w:t>2026-07-16</w:t>
+      <w:t>2026-07-17</w:t>
       <w:br/>
       <w:br/>
     </w:r>

--- a/tillsyn/A 689-2023 tillsynsbegäran.docx
+++ b/tillsyn/A 689-2023 tillsynsbegäran.docx
@@ -294,7 +294,7 @@
     <w:r>
       <w:tab/>
       <w:tab/>
-      <w:t>2026-07-17</w:t>
+      <w:t>2026-07-18</w:t>
       <w:br/>
       <w:br/>
     </w:r>

--- a/tillsyn/A 689-2023 tillsynsbegäran.docx
+++ b/tillsyn/A 689-2023 tillsynsbegäran.docx
@@ -294,7 +294,7 @@
     <w:r>
       <w:tab/>
       <w:tab/>
-      <w:t>2026-07-18</w:t>
+      <w:t>2026-07-19</w:t>
       <w:br/>
       <w:br/>
     </w:r>

--- a/tillsyn/A 689-2023 tillsynsbegäran.docx
+++ b/tillsyn/A 689-2023 tillsynsbegäran.docx
@@ -294,7 +294,7 @@
     <w:r>
       <w:tab/>
       <w:tab/>
-      <w:t>2026-07-19</w:t>
+      <w:t>2026-07-20</w:t>
       <w:br/>
       <w:br/>
     </w:r>

--- a/tillsyn/A 689-2023 tillsynsbegäran.docx
+++ b/tillsyn/A 689-2023 tillsynsbegäran.docx
@@ -294,7 +294,7 @@
     <w:r>
       <w:tab/>
       <w:tab/>
-      <w:t>2026-07-20</w:t>
+      <w:t>2026-07-21</w:t>
       <w:br/>
       <w:br/>
     </w:r>

--- a/tillsyn/A 689-2023 tillsynsbegäran.docx
+++ b/tillsyn/A 689-2023 tillsynsbegäran.docx
@@ -294,7 +294,7 @@
     <w:r>
       <w:tab/>
       <w:tab/>
-      <w:t>2026-07-21</w:t>
+      <w:t>2026-07-22</w:t>
       <w:br/>
       <w:br/>
     </w:r>

--- a/tillsyn/A 689-2023 tillsynsbegäran.docx
+++ b/tillsyn/A 689-2023 tillsynsbegäran.docx
@@ -294,7 +294,7 @@
     <w:r>
       <w:tab/>
       <w:tab/>
-      <w:t>2026-07-22</w:t>
+      <w:t>2026-07-23</w:t>
       <w:br/>
       <w:br/>
     </w:r>

--- a/tillsyn/A 689-2023 tillsynsbegäran.docx
+++ b/tillsyn/A 689-2023 tillsynsbegäran.docx
@@ -294,7 +294,7 @@
     <w:r>
       <w:tab/>
       <w:tab/>
-      <w:t>2026-07-23</w:t>
+      <w:t>2026-07-24</w:t>
       <w:br/>
       <w:br/>
     </w:r>

--- a/tillsyn/A 689-2023 tillsynsbegäran.docx
+++ b/tillsyn/A 689-2023 tillsynsbegäran.docx
@@ -294,7 +294,7 @@
     <w:r>
       <w:tab/>
       <w:tab/>
-      <w:t>2026-07-24</w:t>
+      <w:t>2026-07-25</w:t>
       <w:br/>
       <w:br/>
     </w:r>

--- a/tillsyn/A 689-2023 tillsynsbegäran.docx
+++ b/tillsyn/A 689-2023 tillsynsbegäran.docx
@@ -294,7 +294,7 @@
     <w:r>
       <w:tab/>
       <w:tab/>
-      <w:t>2026-07-25</w:t>
+      <w:t>2026-07-26</w:t>
       <w:br/>
       <w:br/>
     </w:r>

--- a/tillsyn/A 689-2023 tillsynsbegäran.docx
+++ b/tillsyn/A 689-2023 tillsynsbegäran.docx
@@ -294,7 +294,7 @@
     <w:r>
       <w:tab/>
       <w:tab/>
-      <w:t>2026-07-26</w:t>
+      <w:t>2026-07-27</w:t>
       <w:br/>
       <w:br/>
     </w:r>

--- a/tillsyn/A 689-2023 tillsynsbegäran.docx
+++ b/tillsyn/A 689-2023 tillsynsbegäran.docx
@@ -294,7 +294,7 @@
     <w:r>
       <w:tab/>
       <w:tab/>
-      <w:t>2026-07-27</w:t>
+      <w:t>2026-07-28</w:t>
       <w:br/>
       <w:br/>
     </w:r>

--- a/tillsyn/A 689-2023 tillsynsbegäran.docx
+++ b/tillsyn/A 689-2023 tillsynsbegäran.docx
@@ -294,7 +294,7 @@
     <w:r>
       <w:tab/>
       <w:tab/>
-      <w:t>2026-07-28</w:t>
+      <w:t>2026-07-29</w:t>
       <w:br/>
       <w:br/>
     </w:r>

--- a/tillsyn/A 689-2023 tillsynsbegäran.docx
+++ b/tillsyn/A 689-2023 tillsynsbegäran.docx
@@ -294,7 +294,7 @@
     <w:r>
       <w:tab/>
       <w:tab/>
-      <w:t>2026-07-29</w:t>
+      <w:t>2026-07-30</w:t>
       <w:br/>
       <w:br/>
     </w:r>

--- a/tillsyn/A 689-2023 tillsynsbegäran.docx
+++ b/tillsyn/A 689-2023 tillsynsbegäran.docx
@@ -294,7 +294,7 @@
     <w:r>
       <w:tab/>
       <w:tab/>
-      <w:t>2026-07-30</w:t>
+      <w:t>2026-07-31</w:t>
       <w:br/>
       <w:br/>
     </w:r>

--- a/tillsyn/A 689-2023 tillsynsbegäran.docx
+++ b/tillsyn/A 689-2023 tillsynsbegäran.docx
@@ -294,7 +294,7 @@
     <w:r>
       <w:tab/>
       <w:tab/>
-      <w:t>2026-07-31</w:t>
+      <w:t>2026-08-01</w:t>
       <w:br/>
       <w:br/>
     </w:r>

--- a/tillsyn/A 689-2023 tillsynsbegäran.docx
+++ b/tillsyn/A 689-2023 tillsynsbegäran.docx
@@ -294,7 +294,7 @@
     <w:r>
       <w:tab/>
       <w:tab/>
-      <w:t>2026-08-01</w:t>
+      <w:t>2026-08-02</w:t>
       <w:br/>
       <w:br/>
     </w:r>

--- a/tillsyn/A 689-2023 tillsynsbegäran.docx
+++ b/tillsyn/A 689-2023 tillsynsbegäran.docx
@@ -294,7 +294,7 @@
     <w:r>
       <w:tab/>
       <w:tab/>
-      <w:t>2026-08-02</w:t>
+      <w:t>2026-08-03</w:t>
       <w:br/>
       <w:br/>
     </w:r>

--- a/tillsyn/A 689-2023 tillsynsbegäran.docx
+++ b/tillsyn/A 689-2023 tillsynsbegäran.docx
@@ -294,7 +294,7 @@
     <w:r>
       <w:tab/>
       <w:tab/>
-      <w:t>2026-08-03</w:t>
+      <w:t>2026-08-05</w:t>
       <w:br/>
       <w:br/>
     </w:r>

--- a/tillsyn/A 689-2023 tillsynsbegäran.docx
+++ b/tillsyn/A 689-2023 tillsynsbegäran.docx
@@ -294,7 +294,7 @@
     <w:r>
       <w:tab/>
       <w:tab/>
-      <w:t>2026-08-05</w:t>
+      <w:t>2026-08-07</w:t>
       <w:br/>
       <w:br/>
     </w:r>

--- a/tillsyn/A 689-2023 tillsynsbegäran.docx
+++ b/tillsyn/A 689-2023 tillsynsbegäran.docx
@@ -294,7 +294,7 @@
     <w:r>
       <w:tab/>
       <w:tab/>
-      <w:t>2026-08-07</w:t>
+      <w:t>2026-08-08</w:t>
       <w:br/>
       <w:br/>
     </w:r>

--- a/tillsyn/A 689-2023 tillsynsbegäran.docx
+++ b/tillsyn/A 689-2023 tillsynsbegäran.docx
@@ -60,7 +60,7 @@
         <w:spacing w:after="240"/>
       </w:pPr>
       <w:r>
-        <w:t>Figur 1. Fyndplatser för naturvårdsarter inom 25 meter från avverkningsanmälan. Markörer utan svart kant är placerade på fyndplatsen. Markörer med svart kant är placerade vid sidan av fyndplatsen har ett svart streck som visar fyndplatsens exakta position. Kartans mittpunktskoordinat är N 6449960, E 429543 i SWEREF 99 TM.</w:t>
+        <w:t>Figur 1. Fyndplatser för naturvårdsarter inom 25 meter från avverkningsanmälan. Markörer utan svart kant är placerade på fyndplatsen. Markörer med svart kant är placerade vid sidan av fyndplatsen och har ett svart streck som visar fyndplatsens exakta position. Kartans mittpunktskoordinat är N 6449960, E 429543 i SWEREF 99 TM.</w:t>
       </w:r>
     </w:p>
     <w:p>
@@ -294,7 +294,7 @@
     <w:r>
       <w:tab/>
       <w:tab/>
-      <w:t>2026-08-14</w:t>
+      <w:t>2026-08-15</w:t>
       <w:br/>
       <w:br/>
     </w:r>

--- a/tillsyn/A 689-2023 tillsynsbegäran.docx
+++ b/tillsyn/A 689-2023 tillsynsbegäran.docx
@@ -294,7 +294,7 @@
     <w:r>
       <w:tab/>
       <w:tab/>
-      <w:t>2026-08-15</w:t>
+      <w:t>2026-08-16</w:t>
       <w:br/>
       <w:br/>
     </w:r>

--- a/tillsyn/A 689-2023 tillsynsbegäran.docx
+++ b/tillsyn/A 689-2023 tillsynsbegäran.docx
@@ -294,7 +294,7 @@
     <w:r>
       <w:tab/>
       <w:tab/>
-      <w:t>2026-08-16</w:t>
+      <w:t>2026-08-17</w:t>
       <w:br/>
       <w:br/>
     </w:r>

--- a/tillsyn/A 689-2023 tillsynsbegäran.docx
+++ b/tillsyn/A 689-2023 tillsynsbegäran.docx
@@ -294,7 +294,7 @@
     <w:r>
       <w:tab/>
       <w:tab/>
-      <w:t>2026-08-17</w:t>
+      <w:t>2026-08-18</w:t>
       <w:br/>
       <w:br/>
     </w:r>

--- a/tillsyn/A 689-2023 tillsynsbegäran.docx
+++ b/tillsyn/A 689-2023 tillsynsbegäran.docx
@@ -294,7 +294,7 @@
     <w:r>
       <w:tab/>
       <w:tab/>
-      <w:t>2026-08-18</w:t>
+      <w:t>2026-08-19</w:t>
       <w:br/>
       <w:br/>
     </w:r>

--- a/tillsyn/A 689-2023 tillsynsbegäran.docx
+++ b/tillsyn/A 689-2023 tillsynsbegäran.docx
@@ -294,7 +294,7 @@
     <w:r>
       <w:tab/>
       <w:tab/>
-      <w:t>2026-08-19</w:t>
+      <w:t>2026-08-20</w:t>
       <w:br/>
       <w:br/>
     </w:r>

--- a/tillsyn/A 689-2023 tillsynsbegäran.docx
+++ b/tillsyn/A 689-2023 tillsynsbegäran.docx
@@ -294,7 +294,7 @@
     <w:r>
       <w:tab/>
       <w:tab/>
-      <w:t>2026-08-20</w:t>
+      <w:t>2026-08-21</w:t>
       <w:br/>
       <w:br/>
     </w:r>

--- a/tillsyn/A 689-2023 tillsynsbegäran.docx
+++ b/tillsyn/A 689-2023 tillsynsbegäran.docx
@@ -294,7 +294,7 @@
     <w:r>
       <w:tab/>
       <w:tab/>
-      <w:t>2026-08-21</w:t>
+      <w:t>2026-08-22</w:t>
       <w:br/>
       <w:br/>
     </w:r>

--- a/tillsyn/A 689-2023 tillsynsbegäran.docx
+++ b/tillsyn/A 689-2023 tillsynsbegäran.docx
@@ -294,7 +294,7 @@
     <w:r>
       <w:tab/>
       <w:tab/>
-      <w:t>2026-08-22</w:t>
+      <w:t>2026-08-23</w:t>
       <w:br/>
       <w:br/>
     </w:r>

--- a/tillsyn/A 689-2023 tillsynsbegäran.docx
+++ b/tillsyn/A 689-2023 tillsynsbegäran.docx
@@ -294,7 +294,7 @@
     <w:r>
       <w:tab/>
       <w:tab/>
-      <w:t>2026-08-23</w:t>
+      <w:t>2026-08-24</w:t>
       <w:br/>
       <w:br/>
     </w:r>

--- a/tillsyn/A 689-2023 tillsynsbegäran.docx
+++ b/tillsyn/A 689-2023 tillsynsbegäran.docx
@@ -294,7 +294,7 @@
     <w:r>
       <w:tab/>
       <w:tab/>
-      <w:t>2026-08-24</w:t>
+      <w:t>2026-08-25</w:t>
       <w:br/>
       <w:br/>
     </w:r>

--- a/tillsyn/A 689-2023 tillsynsbegäran.docx
+++ b/tillsyn/A 689-2023 tillsynsbegäran.docx
@@ -294,7 +294,7 @@
     <w:r>
       <w:tab/>
       <w:tab/>
-      <w:t>2026-08-25</w:t>
+      <w:t>2026-08-26</w:t>
       <w:br/>
       <w:br/>
     </w:r>

--- a/tillsyn/A 689-2023 tillsynsbegäran.docx
+++ b/tillsyn/A 689-2023 tillsynsbegäran.docx
@@ -294,7 +294,7 @@
     <w:r>
       <w:tab/>
       <w:tab/>
-      <w:t>2026-08-26</w:t>
+      <w:t>2026-08-27</w:t>
       <w:br/>
       <w:br/>
     </w:r>

--- a/tillsyn/A 689-2023 tillsynsbegäran.docx
+++ b/tillsyn/A 689-2023 tillsynsbegäran.docx
@@ -294,7 +294,7 @@
     <w:r>
       <w:tab/>
       <w:tab/>
-      <w:t>2026-08-27</w:t>
+      <w:t>2026-08-28</w:t>
       <w:br/>
       <w:br/>
     </w:r>

--- a/tillsyn/A 689-2023 tillsynsbegäran.docx
+++ b/tillsyn/A 689-2023 tillsynsbegäran.docx
@@ -294,7 +294,7 @@
     <w:r>
       <w:tab/>
       <w:tab/>
-      <w:t>2026-08-28</w:t>
+      <w:t>2026-08-29</w:t>
       <w:br/>
       <w:br/>
     </w:r>

--- a/tillsyn/A 689-2023 tillsynsbegäran.docx
+++ b/tillsyn/A 689-2023 tillsynsbegäran.docx
@@ -294,7 +294,7 @@
     <w:r>
       <w:tab/>
       <w:tab/>
-      <w:t>2026-08-29</w:t>
+      <w:t>2026-08-31</w:t>
       <w:br/>
       <w:br/>
     </w:r>

--- a/tillsyn/A 689-2023 tillsynsbegäran.docx
+++ b/tillsyn/A 689-2023 tillsynsbegäran.docx
@@ -294,7 +294,7 @@
     <w:r>
       <w:tab/>
       <w:tab/>
-      <w:t>2026-08-31</w:t>
+      <w:t>2026-09-01</w:t>
       <w:br/>
       <w:br/>
     </w:r>

--- a/tillsyn/A 689-2023 tillsynsbegäran.docx
+++ b/tillsyn/A 689-2023 tillsynsbegäran.docx
@@ -294,7 +294,7 @@
     <w:r>
       <w:tab/>
       <w:tab/>
-      <w:t>2026-09-01</w:t>
+      <w:t>2026-09-02</w:t>
       <w:br/>
       <w:br/>
     </w:r>

--- a/tillsyn/A 689-2023 tillsynsbegäran.docx
+++ b/tillsyn/A 689-2023 tillsynsbegäran.docx
@@ -294,7 +294,7 @@
     <w:r>
       <w:tab/>
       <w:tab/>
-      <w:t>2026-09-02</w:t>
+      <w:t>2026-09-03</w:t>
       <w:br/>
       <w:br/>
     </w:r>

--- a/tillsyn/A 689-2023 tillsynsbegäran.docx
+++ b/tillsyn/A 689-2023 tillsynsbegäran.docx
@@ -294,7 +294,7 @@
     <w:r>
       <w:tab/>
       <w:tab/>
-      <w:t>2026-09-03</w:t>
+      <w:t>2026-09-04</w:t>
       <w:br/>
       <w:br/>
     </w:r>

--- a/tillsyn/A 689-2023 tillsynsbegäran.docx
+++ b/tillsyn/A 689-2023 tillsynsbegäran.docx
@@ -294,7 +294,7 @@
     <w:r>
       <w:tab/>
       <w:tab/>
-      <w:t>2026-09-04</w:t>
+      <w:t>2026-09-05</w:t>
       <w:br/>
       <w:br/>
     </w:r>

--- a/tillsyn/A 689-2023 tillsynsbegäran.docx
+++ b/tillsyn/A 689-2023 tillsynsbegäran.docx
@@ -294,7 +294,7 @@
     <w:r>
       <w:tab/>
       <w:tab/>
-      <w:t>2026-09-05</w:t>
+      <w:t>2026-09-06</w:t>
       <w:br/>
       <w:br/>
     </w:r>

--- a/tillsyn/A 689-2023 tillsynsbegäran.docx
+++ b/tillsyn/A 689-2023 tillsynsbegäran.docx
@@ -294,7 +294,7 @@
     <w:r>
       <w:tab/>
       <w:tab/>
-      <w:t>2026-09-06</w:t>
+      <w:t>2026-09-07</w:t>
       <w:br/>
       <w:br/>
     </w:r>

--- a/tillsyn/A 689-2023 tillsynsbegäran.docx
+++ b/tillsyn/A 689-2023 tillsynsbegäran.docx
@@ -294,7 +294,7 @@
     <w:r>
       <w:tab/>
       <w:tab/>
-      <w:t>2026-09-07</w:t>
+      <w:t>2026-09-08</w:t>
       <w:br/>
       <w:br/>
     </w:r>

--- a/tillsyn/A 689-2023 tillsynsbegäran.docx
+++ b/tillsyn/A 689-2023 tillsynsbegäran.docx
@@ -294,7 +294,7 @@
     <w:r>
       <w:tab/>
       <w:tab/>
-      <w:t>2026-09-08</w:t>
+      <w:t>2026-09-09</w:t>
       <w:br/>
       <w:br/>
     </w:r>

--- a/tillsyn/A 689-2023 tillsynsbegäran.docx
+++ b/tillsyn/A 689-2023 tillsynsbegäran.docx
@@ -294,7 +294,7 @@
     <w:r>
       <w:tab/>
       <w:tab/>
-      <w:t>2026-09-09</w:t>
+      <w:t>2026-09-10</w:t>
       <w:br/>
       <w:br/>
     </w:r>

--- a/tillsyn/A 689-2023 tillsynsbegäran.docx
+++ b/tillsyn/A 689-2023 tillsynsbegäran.docx
@@ -294,7 +294,7 @@
     <w:r>
       <w:tab/>
       <w:tab/>
-      <w:t>2026-09-10</w:t>
+      <w:t>2026-09-11</w:t>
       <w:br/>
       <w:br/>
     </w:r>

--- a/tillsyn/A 689-2023 tillsynsbegäran.docx
+++ b/tillsyn/A 689-2023 tillsynsbegäran.docx
@@ -294,7 +294,7 @@
     <w:r>
       <w:tab/>
       <w:tab/>
-      <w:t>2026-09-11</w:t>
+      <w:t>2026-09-12</w:t>
       <w:br/>
       <w:br/>
     </w:r>
